--- a/Knowledge/3-Work knowledge/1-Software Engineering/2-General Technologies/9-Databases/5-My Source/1-Intro to Databases/1-Data Models/3-Types of Data Models/1-Relational Model.docx
+++ b/Knowledge/3-Work knowledge/1-Software Engineering/2-General Technologies/9-Databases/5-My Source/1-Intro to Databases/1-Data Models/3-Types of Data Models/1-Relational Model.docx
@@ -18,6 +18,7 @@
       </w:pPr>
       <w:r>
         <w:rPr>
+          <w:rFonts w:ascii="Arial" w:hAnsi="Arial" w:eastAsia="Arial"/>
           <w:b/>
           <w:color w:val="000000"/>
           <w:sz w:val="18"/>
@@ -27,6 +28,7 @@
       </w:r>
       <w:r>
         <w:rPr>
+          <w:rFonts w:ascii="Arial" w:hAnsi="Arial" w:eastAsia="Arial"/>
           <w:color w:val="000000"/>
           <w:sz w:val="18"/>
           <w:highlight w:val="lightGray"/>
@@ -35,6 +37,7 @@
       </w:r>
       <w:r>
         <w:rPr>
+          <w:rFonts w:ascii="Arial" w:hAnsi="Arial" w:eastAsia="Arial"/>
           <w:b/>
           <w:color w:val="000000"/>
           <w:sz w:val="18"/>
@@ -44,6 +47,7 @@
       </w:r>
       <w:r>
         <w:rPr>
+          <w:rFonts w:ascii="Arial" w:hAnsi="Arial" w:eastAsia="Arial"/>
           <w:color w:val="000000"/>
           <w:sz w:val="18"/>
           <w:highlight w:val="lightGray"/>
@@ -52,6 +56,7 @@
       </w:r>
       <w:r>
         <w:rPr>
+          <w:rFonts w:ascii="Arial" w:hAnsi="Arial" w:eastAsia="Arial"/>
           <w:b/>
           <w:color w:val="000000"/>
           <w:sz w:val="18"/>
@@ -61,6 +66,7 @@
       </w:r>
       <w:r>
         <w:rPr>
+          <w:rFonts w:ascii="Arial" w:hAnsi="Arial" w:eastAsia="Arial"/>
           <w:color w:val="000000"/>
           <w:sz w:val="18"/>
           <w:highlight w:val="lightGray"/>
@@ -234,6 +240,7 @@
       </w:pPr>
       <w:r>
         <w:rPr>
+          <w:rFonts w:ascii="Arial" w:hAnsi="Arial" w:eastAsia="Arial"/>
           <w:b/>
           <w:color w:val="000000"/>
           <w:sz w:val="18"/>
@@ -243,6 +250,7 @@
       </w:r>
       <w:r>
         <w:rPr>
+          <w:rFonts w:ascii="Arial" w:hAnsi="Arial" w:eastAsia="Arial"/>
           <w:color w:val="000000"/>
           <w:sz w:val="18"/>
           <w:highlight w:val="lightGray"/>
@@ -251,6 +259,7 @@
       </w:r>
       <w:r>
         <w:rPr>
+          <w:rFonts w:ascii="Arial" w:hAnsi="Arial" w:eastAsia="Arial"/>
           <w:b/>
           <w:color w:val="000000"/>
           <w:sz w:val="18"/>
@@ -260,6 +269,7 @@
       </w:r>
       <w:r>
         <w:rPr>
+          <w:rFonts w:ascii="Arial" w:hAnsi="Arial" w:eastAsia="Arial"/>
           <w:color w:val="000000"/>
           <w:sz w:val="18"/>
           <w:highlight w:val="lightGray"/>
@@ -268,6 +278,7 @@
       </w:r>
       <w:r>
         <w:rPr>
+          <w:rFonts w:ascii="Arial" w:hAnsi="Arial" w:eastAsia="Arial"/>
           <w:b/>
           <w:color w:val="000000"/>
           <w:sz w:val="18"/>
@@ -277,6 +288,7 @@
       </w:r>
       <w:r>
         <w:rPr>
+          <w:rFonts w:ascii="Arial" w:hAnsi="Arial" w:eastAsia="Arial"/>
           <w:color w:val="000000"/>
           <w:sz w:val="18"/>
           <w:highlight w:val="lightGray"/>
@@ -473,6 +485,7 @@
       </w:pPr>
       <w:r>
         <w:rPr>
+          <w:rFonts w:ascii="Arial" w:hAnsi="Arial" w:eastAsia="Arial"/>
           <w:b/>
           <w:color w:val="000000"/>
           <w:sz w:val="18"/>
@@ -482,6 +495,7 @@
       </w:r>
       <w:r>
         <w:rPr>
+          <w:rFonts w:ascii="Arial" w:hAnsi="Arial" w:eastAsia="Arial"/>
           <w:color w:val="000000"/>
           <w:sz w:val="18"/>
           <w:highlight w:val="lightGray"/>
@@ -490,6 +504,7 @@
       </w:r>
       <w:r>
         <w:rPr>
+          <w:rFonts w:ascii="Arial" w:hAnsi="Arial" w:eastAsia="Arial"/>
           <w:b/>
           <w:color w:val="000000"/>
           <w:sz w:val="18"/>
@@ -499,6 +514,7 @@
       </w:r>
       <w:r>
         <w:rPr>
+          <w:rFonts w:ascii="Arial" w:hAnsi="Arial" w:eastAsia="Arial"/>
           <w:color w:val="000000"/>
           <w:sz w:val="18"/>
           <w:highlight w:val="lightGray"/>
@@ -507,6 +523,7 @@
       </w:r>
       <w:r>
         <w:rPr>
+          <w:rFonts w:ascii="Arial" w:hAnsi="Arial" w:eastAsia="Arial"/>
           <w:b/>
           <w:color w:val="000000"/>
           <w:sz w:val="18"/>
@@ -516,6 +533,7 @@
       </w:r>
       <w:r>
         <w:rPr>
+          <w:rFonts w:ascii="Arial" w:hAnsi="Arial" w:eastAsia="Arial"/>
           <w:color w:val="000000"/>
           <w:sz w:val="18"/>
           <w:highlight w:val="lightGray"/>
@@ -1019,6 +1037,7 @@
     <w:p>
       <w:r>
         <w:rPr>
+          <w:rFonts w:ascii="Arial" w:hAnsi="Arial" w:eastAsia="Arial"/>
           <w:b/>
           <w:color w:val="000000"/>
           <w:sz w:val="18"/>
@@ -1028,6 +1047,7 @@
       </w:r>
       <w:r>
         <w:rPr>
+          <w:rFonts w:ascii="Arial" w:hAnsi="Arial" w:eastAsia="Arial"/>
           <w:color w:val="000000"/>
           <w:sz w:val="18"/>
           <w:highlight w:val="lightGray"/>
@@ -1036,6 +1056,7 @@
       </w:r>
       <w:r>
         <w:rPr>
+          <w:rFonts w:ascii="Arial" w:hAnsi="Arial" w:eastAsia="Arial"/>
           <w:b/>
           <w:color w:val="000000"/>
           <w:sz w:val="18"/>
@@ -1045,6 +1066,7 @@
       </w:r>
       <w:r>
         <w:rPr>
+          <w:rFonts w:ascii="Arial" w:hAnsi="Arial" w:eastAsia="Arial"/>
           <w:color w:val="000000"/>
           <w:sz w:val="18"/>
           <w:highlight w:val="lightGray"/>
@@ -1053,6 +1075,7 @@
       </w:r>
       <w:r>
         <w:rPr>
+          <w:rFonts w:ascii="Arial" w:hAnsi="Arial" w:eastAsia="Arial"/>
           <w:b/>
           <w:color w:val="000000"/>
           <w:sz w:val="18"/>
@@ -1062,6 +1085,7 @@
       </w:r>
       <w:r>
         <w:rPr>
+          <w:rFonts w:ascii="Arial" w:hAnsi="Arial" w:eastAsia="Arial"/>
           <w:color w:val="000000"/>
           <w:sz w:val="18"/>
           <w:highlight w:val="lightGray"/>
@@ -1647,6 +1671,7 @@
     <w:p>
       <w:r>
         <w:rPr>
+          <w:rFonts w:ascii="Arial" w:hAnsi="Arial" w:eastAsia="Arial"/>
           <w:b/>
           <w:color w:val="000000"/>
           <w:sz w:val="18"/>
@@ -1656,6 +1681,7 @@
       </w:r>
       <w:r>
         <w:rPr>
+          <w:rFonts w:ascii="Arial" w:hAnsi="Arial" w:eastAsia="Arial"/>
           <w:color w:val="000000"/>
           <w:sz w:val="18"/>
           <w:highlight w:val="lightGray"/>
@@ -1664,6 +1690,7 @@
       </w:r>
       <w:r>
         <w:rPr>
+          <w:rFonts w:ascii="Arial" w:hAnsi="Arial" w:eastAsia="Arial"/>
           <w:b/>
           <w:color w:val="000000"/>
           <w:sz w:val="18"/>
@@ -1673,6 +1700,7 @@
       </w:r>
       <w:r>
         <w:rPr>
+          <w:rFonts w:ascii="Arial" w:hAnsi="Arial" w:eastAsia="Arial"/>
           <w:color w:val="000000"/>
           <w:sz w:val="18"/>
           <w:highlight w:val="lightGray"/>
@@ -1681,6 +1709,7 @@
       </w:r>
       <w:r>
         <w:rPr>
+          <w:rFonts w:ascii="Arial" w:hAnsi="Arial" w:eastAsia="Arial"/>
           <w:b/>
           <w:color w:val="000000"/>
           <w:sz w:val="18"/>
@@ -1690,6 +1719,7 @@
       </w:r>
       <w:r>
         <w:rPr>
+          <w:rFonts w:ascii="Arial" w:hAnsi="Arial" w:eastAsia="Arial"/>
           <w:color w:val="000000"/>
           <w:sz w:val="18"/>
           <w:highlight w:val="lightGray"/>
@@ -1883,6 +1913,7 @@
       </w:pPr>
       <w:r>
         <w:rPr>
+          <w:rFonts w:ascii="Arial" w:hAnsi="Arial" w:eastAsia="Arial"/>
           <w:b/>
           <w:color w:val="000000"/>
           <w:sz w:val="18"/>
@@ -1892,6 +1923,7 @@
       </w:r>
       <w:r>
         <w:rPr>
+          <w:rFonts w:ascii="Arial" w:hAnsi="Arial" w:eastAsia="Arial"/>
           <w:color w:val="000000"/>
           <w:sz w:val="18"/>
           <w:highlight w:val="lightGray"/>
@@ -1900,6 +1932,7 @@
       </w:r>
       <w:r>
         <w:rPr>
+          <w:rFonts w:ascii="Arial" w:hAnsi="Arial" w:eastAsia="Arial"/>
           <w:b/>
           <w:color w:val="000000"/>
           <w:sz w:val="18"/>
@@ -1909,6 +1942,7 @@
       </w:r>
       <w:r>
         <w:rPr>
+          <w:rFonts w:ascii="Arial" w:hAnsi="Arial" w:eastAsia="Arial"/>
           <w:color w:val="000000"/>
           <w:sz w:val="18"/>
           <w:highlight w:val="lightGray"/>
@@ -1917,6 +1951,7 @@
       </w:r>
       <w:r>
         <w:rPr>
+          <w:rFonts w:ascii="Arial" w:hAnsi="Arial" w:eastAsia="Arial"/>
           <w:b/>
           <w:color w:val="000000"/>
           <w:sz w:val="18"/>
@@ -1926,6 +1961,7 @@
       </w:r>
       <w:r>
         <w:rPr>
+          <w:rFonts w:ascii="Arial" w:hAnsi="Arial" w:eastAsia="Arial"/>
           <w:color w:val="000000"/>
           <w:sz w:val="18"/>
           <w:highlight w:val="lightGray"/>
@@ -2195,6 +2231,7 @@
       </w:pPr>
       <w:r>
         <w:rPr>
+          <w:rFonts w:ascii="Arial" w:hAnsi="Arial" w:eastAsia="Arial"/>
           <w:b/>
           <w:color w:val="000000"/>
           <w:sz w:val="18"/>
@@ -2204,6 +2241,7 @@
       </w:r>
       <w:r>
         <w:rPr>
+          <w:rFonts w:ascii="Arial" w:hAnsi="Arial" w:eastAsia="Arial"/>
           <w:color w:val="000000"/>
           <w:sz w:val="18"/>
           <w:highlight w:val="lightGray"/>
@@ -2212,6 +2250,7 @@
       </w:r>
       <w:r>
         <w:rPr>
+          <w:rFonts w:ascii="Arial" w:hAnsi="Arial" w:eastAsia="Arial"/>
           <w:b/>
           <w:color w:val="000000"/>
           <w:sz w:val="18"/>
@@ -2221,6 +2260,7 @@
       </w:r>
       <w:r>
         <w:rPr>
+          <w:rFonts w:ascii="Arial" w:hAnsi="Arial" w:eastAsia="Arial"/>
           <w:color w:val="000000"/>
           <w:sz w:val="18"/>
           <w:highlight w:val="lightGray"/>
@@ -2229,6 +2269,7 @@
       </w:r>
       <w:r>
         <w:rPr>
+          <w:rFonts w:ascii="Arial" w:hAnsi="Arial" w:eastAsia="Arial"/>
           <w:b/>
           <w:color w:val="000000"/>
           <w:sz w:val="18"/>
@@ -2238,6 +2279,7 @@
       </w:r>
       <w:r>
         <w:rPr>
+          <w:rFonts w:ascii="Arial" w:hAnsi="Arial" w:eastAsia="Arial"/>
           <w:color w:val="000000"/>
           <w:sz w:val="18"/>
           <w:highlight w:val="lightGray"/>
@@ -2735,6 +2777,7 @@
       </w:pPr>
       <w:r>
         <w:rPr>
+          <w:rFonts w:ascii="Arial" w:hAnsi="Arial" w:eastAsia="Arial"/>
           <w:b/>
           <w:color w:val="000000"/>
           <w:sz w:val="18"/>
@@ -2744,6 +2787,7 @@
       </w:r>
       <w:r>
         <w:rPr>
+          <w:rFonts w:ascii="Arial" w:hAnsi="Arial" w:eastAsia="Arial"/>
           <w:color w:val="000000"/>
           <w:sz w:val="18"/>
           <w:highlight w:val="lightGray"/>
@@ -2752,6 +2796,7 @@
       </w:r>
       <w:r>
         <w:rPr>
+          <w:rFonts w:ascii="Arial" w:hAnsi="Arial" w:eastAsia="Arial"/>
           <w:b/>
           <w:color w:val="000000"/>
           <w:sz w:val="18"/>
@@ -2761,6 +2806,7 @@
       </w:r>
       <w:r>
         <w:rPr>
+          <w:rFonts w:ascii="Arial" w:hAnsi="Arial" w:eastAsia="Arial"/>
           <w:color w:val="000000"/>
           <w:sz w:val="18"/>
           <w:highlight w:val="lightGray"/>
@@ -2769,6 +2815,7 @@
       </w:r>
       <w:r>
         <w:rPr>
+          <w:rFonts w:ascii="Arial" w:hAnsi="Arial" w:eastAsia="Arial"/>
           <w:b/>
           <w:color w:val="000000"/>
           <w:sz w:val="18"/>
@@ -2778,6 +2825,7 @@
       </w:r>
       <w:r>
         <w:rPr>
+          <w:rFonts w:ascii="Arial" w:hAnsi="Arial" w:eastAsia="Arial"/>
           <w:color w:val="000000"/>
           <w:sz w:val="18"/>
           <w:highlight w:val="lightGray"/>
@@ -2975,6 +3023,7 @@
       </w:pPr>
       <w:r>
         <w:rPr>
+          <w:rFonts w:ascii="Arial" w:hAnsi="Arial" w:eastAsia="Arial"/>
           <w:b/>
           <w:color w:val="000000"/>
           <w:sz w:val="18"/>
@@ -2984,6 +3033,7 @@
       </w:r>
       <w:r>
         <w:rPr>
+          <w:rFonts w:ascii="Arial" w:hAnsi="Arial" w:eastAsia="Arial"/>
           <w:color w:val="000000"/>
           <w:sz w:val="18"/>
           <w:highlight w:val="lightGray"/>
@@ -2992,6 +3042,7 @@
       </w:r>
       <w:r>
         <w:rPr>
+          <w:rFonts w:ascii="Arial" w:hAnsi="Arial" w:eastAsia="Arial"/>
           <w:b/>
           <w:color w:val="000000"/>
           <w:sz w:val="18"/>
@@ -3001,6 +3052,7 @@
       </w:r>
       <w:r>
         <w:rPr>
+          <w:rFonts w:ascii="Arial" w:hAnsi="Arial" w:eastAsia="Arial"/>
           <w:color w:val="000000"/>
           <w:sz w:val="18"/>
           <w:highlight w:val="lightGray"/>
@@ -3009,6 +3061,7 @@
       </w:r>
       <w:r>
         <w:rPr>
+          <w:rFonts w:ascii="Arial" w:hAnsi="Arial" w:eastAsia="Arial"/>
           <w:b/>
           <w:color w:val="000000"/>
           <w:sz w:val="18"/>
@@ -3018,6 +3071,7 @@
       </w:r>
       <w:r>
         <w:rPr>
+          <w:rFonts w:ascii="Arial" w:hAnsi="Arial" w:eastAsia="Arial"/>
           <w:color w:val="000000"/>
           <w:sz w:val="18"/>
           <w:highlight w:val="lightGray"/>
@@ -3131,6 +3185,7 @@
       </w:pPr>
       <w:r>
         <w:rPr>
+          <w:rFonts w:ascii="Arial" w:hAnsi="Arial" w:eastAsia="Arial"/>
           <w:b/>
           <w:color w:val="000000"/>
           <w:sz w:val="18"/>
@@ -3140,6 +3195,7 @@
       </w:r>
       <w:r>
         <w:rPr>
+          <w:rFonts w:ascii="Arial" w:hAnsi="Arial" w:eastAsia="Arial"/>
           <w:color w:val="000000"/>
           <w:sz w:val="18"/>
           <w:highlight w:val="lightGray"/>
@@ -3148,6 +3204,7 @@
       </w:r>
       <w:r>
         <w:rPr>
+          <w:rFonts w:ascii="Arial" w:hAnsi="Arial" w:eastAsia="Arial"/>
           <w:b/>
           <w:color w:val="000000"/>
           <w:sz w:val="18"/>
@@ -3157,6 +3214,7 @@
       </w:r>
       <w:r>
         <w:rPr>
+          <w:rFonts w:ascii="Arial" w:hAnsi="Arial" w:eastAsia="Arial"/>
           <w:color w:val="000000"/>
           <w:sz w:val="18"/>
           <w:highlight w:val="lightGray"/>
@@ -3165,6 +3223,7 @@
       </w:r>
       <w:r>
         <w:rPr>
+          <w:rFonts w:ascii="Arial" w:hAnsi="Arial" w:eastAsia="Arial"/>
           <w:b/>
           <w:color w:val="000000"/>
           <w:sz w:val="18"/>
@@ -3174,6 +3233,7 @@
       </w:r>
       <w:r>
         <w:rPr>
+          <w:rFonts w:ascii="Arial" w:hAnsi="Arial" w:eastAsia="Arial"/>
           <w:color w:val="000000"/>
           <w:sz w:val="18"/>
           <w:highlight w:val="lightGray"/>
@@ -3917,6 +3977,7 @@
       </w:pPr>
       <w:r>
         <w:rPr>
+          <w:rFonts w:ascii="Arial" w:hAnsi="Arial" w:eastAsia="Arial"/>
           <w:b/>
           <w:color w:val="000000"/>
           <w:sz w:val="18"/>
@@ -3926,6 +3987,7 @@
       </w:r>
       <w:r>
         <w:rPr>
+          <w:rFonts w:ascii="Arial" w:hAnsi="Arial" w:eastAsia="Arial"/>
           <w:color w:val="000000"/>
           <w:sz w:val="18"/>
           <w:highlight w:val="lightGray"/>
@@ -3934,6 +3996,7 @@
       </w:r>
       <w:r>
         <w:rPr>
+          <w:rFonts w:ascii="Arial" w:hAnsi="Arial" w:eastAsia="Arial"/>
           <w:b/>
           <w:color w:val="000000"/>
           <w:sz w:val="18"/>
@@ -3943,6 +4006,7 @@
       </w:r>
       <w:r>
         <w:rPr>
+          <w:rFonts w:ascii="Arial" w:hAnsi="Arial" w:eastAsia="Arial"/>
           <w:color w:val="000000"/>
           <w:sz w:val="18"/>
           <w:highlight w:val="lightGray"/>
@@ -3951,6 +4015,7 @@
       </w:r>
       <w:r>
         <w:rPr>
+          <w:rFonts w:ascii="Arial" w:hAnsi="Arial" w:eastAsia="Arial"/>
           <w:b/>
           <w:color w:val="000000"/>
           <w:sz w:val="18"/>
@@ -3960,6 +4025,7 @@
       </w:r>
       <w:r>
         <w:rPr>
+          <w:rFonts w:ascii="Arial" w:hAnsi="Arial" w:eastAsia="Arial"/>
           <w:color w:val="000000"/>
           <w:sz w:val="18"/>
           <w:highlight w:val="lightGray"/>
@@ -4158,6 +4224,7 @@
       </w:pPr>
       <w:r>
         <w:rPr>
+          <w:rFonts w:ascii="Arial" w:hAnsi="Arial" w:eastAsia="Arial"/>
           <w:b/>
           <w:color w:val="000000"/>
           <w:sz w:val="18"/>
@@ -4167,6 +4234,7 @@
       </w:r>
       <w:r>
         <w:rPr>
+          <w:rFonts w:ascii="Arial" w:hAnsi="Arial" w:eastAsia="Arial"/>
           <w:color w:val="000000"/>
           <w:sz w:val="18"/>
           <w:highlight w:val="lightGray"/>
@@ -4175,6 +4243,7 @@
       </w:r>
       <w:r>
         <w:rPr>
+          <w:rFonts w:ascii="Arial" w:hAnsi="Arial" w:eastAsia="Arial"/>
           <w:b/>
           <w:color w:val="000000"/>
           <w:sz w:val="18"/>
@@ -4184,6 +4253,7 @@
       </w:r>
       <w:r>
         <w:rPr>
+          <w:rFonts w:ascii="Arial" w:hAnsi="Arial" w:eastAsia="Arial"/>
           <w:color w:val="000000"/>
           <w:sz w:val="18"/>
           <w:highlight w:val="lightGray"/>
@@ -4192,6 +4262,7 @@
       </w:r>
       <w:r>
         <w:rPr>
+          <w:rFonts w:ascii="Arial" w:hAnsi="Arial" w:eastAsia="Arial"/>
           <w:b/>
           <w:color w:val="000000"/>
           <w:sz w:val="18"/>
@@ -4201,6 +4272,7 @@
       </w:r>
       <w:r>
         <w:rPr>
+          <w:rFonts w:ascii="Arial" w:hAnsi="Arial" w:eastAsia="Arial"/>
           <w:color w:val="000000"/>
           <w:sz w:val="18"/>
           <w:highlight w:val="lightGray"/>
@@ -4477,6 +4549,7 @@
       </w:pPr>
       <w:r>
         <w:rPr>
+          <w:rFonts w:ascii="Arial" w:hAnsi="Arial" w:eastAsia="Arial"/>
           <w:b/>
           <w:color w:val="000000"/>
           <w:sz w:val="18"/>
@@ -4486,6 +4559,7 @@
       </w:r>
       <w:r>
         <w:rPr>
+          <w:rFonts w:ascii="Arial" w:hAnsi="Arial" w:eastAsia="Arial"/>
           <w:color w:val="000000"/>
           <w:sz w:val="18"/>
           <w:highlight w:val="lightGray"/>
@@ -4494,6 +4568,7 @@
       </w:r>
       <w:r>
         <w:rPr>
+          <w:rFonts w:ascii="Arial" w:hAnsi="Arial" w:eastAsia="Arial"/>
           <w:b/>
           <w:color w:val="000000"/>
           <w:sz w:val="18"/>
@@ -4503,6 +4578,7 @@
       </w:r>
       <w:r>
         <w:rPr>
+          <w:rFonts w:ascii="Arial" w:hAnsi="Arial" w:eastAsia="Arial"/>
           <w:color w:val="000000"/>
           <w:sz w:val="18"/>
           <w:highlight w:val="lightGray"/>
@@ -4511,6 +4587,7 @@
       </w:r>
       <w:r>
         <w:rPr>
+          <w:rFonts w:ascii="Arial" w:hAnsi="Arial" w:eastAsia="Arial"/>
           <w:b/>
           <w:color w:val="000000"/>
           <w:sz w:val="18"/>
@@ -4520,6 +4597,7 @@
       </w:r>
       <w:r>
         <w:rPr>
+          <w:rFonts w:ascii="Arial" w:hAnsi="Arial" w:eastAsia="Arial"/>
           <w:color w:val="000000"/>
           <w:sz w:val="18"/>
           <w:highlight w:val="lightGray"/>
@@ -4718,6 +4796,7 @@
       </w:pPr>
       <w:r>
         <w:rPr>
+          <w:rFonts w:ascii="Arial" w:hAnsi="Arial" w:eastAsia="Arial"/>
           <w:b/>
           <w:color w:val="000000"/>
           <w:sz w:val="18"/>
@@ -4727,6 +4806,7 @@
       </w:r>
       <w:r>
         <w:rPr>
+          <w:rFonts w:ascii="Arial" w:hAnsi="Arial" w:eastAsia="Arial"/>
           <w:color w:val="000000"/>
           <w:sz w:val="18"/>
           <w:highlight w:val="lightGray"/>
@@ -4735,6 +4815,7 @@
       </w:r>
       <w:r>
         <w:rPr>
+          <w:rFonts w:ascii="Arial" w:hAnsi="Arial" w:eastAsia="Arial"/>
           <w:b/>
           <w:color w:val="000000"/>
           <w:sz w:val="18"/>
@@ -4744,6 +4825,7 @@
       </w:r>
       <w:r>
         <w:rPr>
+          <w:rFonts w:ascii="Arial" w:hAnsi="Arial" w:eastAsia="Arial"/>
           <w:color w:val="000000"/>
           <w:sz w:val="18"/>
           <w:highlight w:val="lightGray"/>
@@ -4752,6 +4834,7 @@
       </w:r>
       <w:r>
         <w:rPr>
+          <w:rFonts w:ascii="Arial" w:hAnsi="Arial" w:eastAsia="Arial"/>
           <w:b/>
           <w:color w:val="000000"/>
           <w:sz w:val="18"/>
@@ -4761,6 +4844,7 @@
       </w:r>
       <w:r>
         <w:rPr>
+          <w:rFonts w:ascii="Arial" w:hAnsi="Arial" w:eastAsia="Arial"/>
           <w:color w:val="000000"/>
           <w:sz w:val="18"/>
           <w:highlight w:val="lightGray"/>
@@ -4963,6 +5047,7 @@
       </w:pPr>
       <w:r>
         <w:rPr>
+          <w:rFonts w:ascii="Arial" w:hAnsi="Arial" w:eastAsia="Arial"/>
           <w:b/>
           <w:color w:val="000000"/>
           <w:sz w:val="18"/>
@@ -4972,6 +5057,7 @@
       </w:r>
       <w:r>
         <w:rPr>
+          <w:rFonts w:ascii="Arial" w:hAnsi="Arial" w:eastAsia="Arial"/>
           <w:color w:val="000000"/>
           <w:sz w:val="18"/>
           <w:highlight w:val="lightGray"/>
@@ -4980,6 +5066,7 @@
       </w:r>
       <w:r>
         <w:rPr>
+          <w:rFonts w:ascii="Arial" w:hAnsi="Arial" w:eastAsia="Arial"/>
           <w:b/>
           <w:color w:val="000000"/>
           <w:sz w:val="18"/>
@@ -4989,6 +5076,7 @@
       </w:r>
       <w:r>
         <w:rPr>
+          <w:rFonts w:ascii="Arial" w:hAnsi="Arial" w:eastAsia="Arial"/>
           <w:color w:val="000000"/>
           <w:sz w:val="18"/>
           <w:highlight w:val="lightGray"/>
@@ -4997,6 +5085,7 @@
       </w:r>
       <w:r>
         <w:rPr>
+          <w:rFonts w:ascii="Arial" w:hAnsi="Arial" w:eastAsia="Arial"/>
           <w:b/>
           <w:color w:val="000000"/>
           <w:sz w:val="18"/>
@@ -5006,6 +5095,7 @@
       </w:r>
       <w:r>
         <w:rPr>
+          <w:rFonts w:ascii="Arial" w:hAnsi="Arial" w:eastAsia="Arial"/>
           <w:color w:val="000000"/>
           <w:sz w:val="18"/>
           <w:highlight w:val="lightGray"/>
@@ -5266,6 +5356,7 @@
       </w:pPr>
       <w:r>
         <w:rPr>
+          <w:rFonts w:ascii="Arial" w:hAnsi="Arial" w:eastAsia="Arial"/>
           <w:b/>
           <w:color w:val="000000"/>
           <w:sz w:val="18"/>
@@ -5275,6 +5366,7 @@
       </w:r>
       <w:r>
         <w:rPr>
+          <w:rFonts w:ascii="Arial" w:hAnsi="Arial" w:eastAsia="Arial"/>
           <w:color w:val="000000"/>
           <w:sz w:val="18"/>
           <w:highlight w:val="lightGray"/>
@@ -5283,6 +5375,7 @@
       </w:r>
       <w:r>
         <w:rPr>
+          <w:rFonts w:ascii="Arial" w:hAnsi="Arial" w:eastAsia="Arial"/>
           <w:b/>
           <w:color w:val="000000"/>
           <w:sz w:val="18"/>
@@ -5292,6 +5385,7 @@
       </w:r>
       <w:r>
         <w:rPr>
+          <w:rFonts w:ascii="Arial" w:hAnsi="Arial" w:eastAsia="Arial"/>
           <w:color w:val="000000"/>
           <w:sz w:val="18"/>
           <w:highlight w:val="lightGray"/>
@@ -5300,6 +5394,7 @@
       </w:r>
       <w:r>
         <w:rPr>
+          <w:rFonts w:ascii="Arial" w:hAnsi="Arial" w:eastAsia="Arial"/>
           <w:b/>
           <w:color w:val="000000"/>
           <w:sz w:val="18"/>
@@ -5309,6 +5404,7 @@
       </w:r>
       <w:r>
         <w:rPr>
+          <w:rFonts w:ascii="Arial" w:hAnsi="Arial" w:eastAsia="Arial"/>
           <w:color w:val="000000"/>
           <w:sz w:val="18"/>
           <w:highlight w:val="lightGray"/>
@@ -5475,6 +5571,7 @@
       </w:pPr>
       <w:r>
         <w:rPr>
+          <w:rFonts w:ascii="Arial" w:hAnsi="Arial" w:eastAsia="Arial"/>
           <w:b/>
           <w:color w:val="000000"/>
           <w:sz w:val="18"/>
@@ -5484,6 +5581,7 @@
       </w:r>
       <w:r>
         <w:rPr>
+          <w:rFonts w:ascii="Arial" w:hAnsi="Arial" w:eastAsia="Arial"/>
           <w:color w:val="000000"/>
           <w:sz w:val="18"/>
           <w:highlight w:val="lightGray"/>
@@ -5492,6 +5590,7 @@
       </w:r>
       <w:r>
         <w:rPr>
+          <w:rFonts w:ascii="Arial" w:hAnsi="Arial" w:eastAsia="Arial"/>
           <w:b/>
           <w:color w:val="000000"/>
           <w:sz w:val="18"/>
@@ -5501,6 +5600,7 @@
       </w:r>
       <w:r>
         <w:rPr>
+          <w:rFonts w:ascii="Arial" w:hAnsi="Arial" w:eastAsia="Arial"/>
           <w:color w:val="000000"/>
           <w:sz w:val="18"/>
           <w:highlight w:val="lightGray"/>
@@ -5509,6 +5609,7 @@
       </w:r>
       <w:r>
         <w:rPr>
+          <w:rFonts w:ascii="Arial" w:hAnsi="Arial" w:eastAsia="Arial"/>
           <w:b/>
           <w:color w:val="000000"/>
           <w:sz w:val="18"/>
@@ -5518,6 +5619,7 @@
       </w:r>
       <w:r>
         <w:rPr>
+          <w:rFonts w:ascii="Arial" w:hAnsi="Arial" w:eastAsia="Arial"/>
           <w:color w:val="000000"/>
           <w:sz w:val="18"/>
           <w:highlight w:val="lightGray"/>
@@ -5749,6 +5851,7 @@
       </w:pPr>
       <w:r>
         <w:rPr>
+          <w:rFonts w:ascii="Arial" w:hAnsi="Arial" w:eastAsia="Arial"/>
           <w:b/>
           <w:color w:val="000000"/>
           <w:sz w:val="18"/>
@@ -5758,6 +5861,7 @@
       </w:r>
       <w:r>
         <w:rPr>
+          <w:rFonts w:ascii="Arial" w:hAnsi="Arial" w:eastAsia="Arial"/>
           <w:color w:val="000000"/>
           <w:sz w:val="18"/>
           <w:highlight w:val="lightGray"/>
@@ -5766,6 +5870,7 @@
       </w:r>
       <w:r>
         <w:rPr>
+          <w:rFonts w:ascii="Arial" w:hAnsi="Arial" w:eastAsia="Arial"/>
           <w:b/>
           <w:color w:val="000000"/>
           <w:sz w:val="18"/>
@@ -5775,6 +5880,7 @@
       </w:r>
       <w:r>
         <w:rPr>
+          <w:rFonts w:ascii="Arial" w:hAnsi="Arial" w:eastAsia="Arial"/>
           <w:color w:val="000000"/>
           <w:sz w:val="18"/>
           <w:highlight w:val="lightGray"/>
@@ -5783,6 +5889,7 @@
       </w:r>
       <w:r>
         <w:rPr>
+          <w:rFonts w:ascii="Arial" w:hAnsi="Arial" w:eastAsia="Arial"/>
           <w:b/>
           <w:color w:val="000000"/>
           <w:sz w:val="18"/>
@@ -5792,6 +5899,7 @@
       </w:r>
       <w:r>
         <w:rPr>
+          <w:rFonts w:ascii="Arial" w:hAnsi="Arial" w:eastAsia="Arial"/>
           <w:color w:val="000000"/>
           <w:sz w:val="18"/>
           <w:highlight w:val="lightGray"/>
@@ -6876,6 +6984,7 @@
       </w:pPr>
       <w:r>
         <w:rPr>
+          <w:rFonts w:ascii="Arial" w:hAnsi="Arial" w:eastAsia="Arial"/>
           <w:b/>
           <w:color w:val="000000"/>
           <w:sz w:val="18"/>
@@ -6885,6 +6994,7 @@
       </w:r>
       <w:r>
         <w:rPr>
+          <w:rFonts w:ascii="Arial" w:hAnsi="Arial" w:eastAsia="Arial"/>
           <w:color w:val="000000"/>
           <w:sz w:val="18"/>
           <w:highlight w:val="lightGray"/>
@@ -6893,6 +7003,7 @@
       </w:r>
       <w:r>
         <w:rPr>
+          <w:rFonts w:ascii="Arial" w:hAnsi="Arial" w:eastAsia="Arial"/>
           <w:b/>
           <w:color w:val="000000"/>
           <w:sz w:val="18"/>
@@ -6902,6 +7013,7 @@
       </w:r>
       <w:r>
         <w:rPr>
+          <w:rFonts w:ascii="Arial" w:hAnsi="Arial" w:eastAsia="Arial"/>
           <w:color w:val="000000"/>
           <w:sz w:val="18"/>
           <w:highlight w:val="lightGray"/>
@@ -6910,6 +7022,7 @@
       </w:r>
       <w:r>
         <w:rPr>
+          <w:rFonts w:ascii="Arial" w:hAnsi="Arial" w:eastAsia="Arial"/>
           <w:b/>
           <w:color w:val="000000"/>
           <w:sz w:val="18"/>
@@ -6919,6 +7032,7 @@
       </w:r>
       <w:r>
         <w:rPr>
+          <w:rFonts w:ascii="Arial" w:hAnsi="Arial" w:eastAsia="Arial"/>
           <w:color w:val="000000"/>
           <w:sz w:val="18"/>
           <w:highlight w:val="lightGray"/>
@@ -7128,6 +7242,7 @@
       </w:pPr>
       <w:r>
         <w:rPr>
+          <w:rFonts w:ascii="Arial" w:hAnsi="Arial" w:eastAsia="Arial"/>
           <w:b/>
           <w:color w:val="000000"/>
           <w:sz w:val="18"/>
@@ -7137,6 +7252,7 @@
       </w:r>
       <w:r>
         <w:rPr>
+          <w:rFonts w:ascii="Arial" w:hAnsi="Arial" w:eastAsia="Arial"/>
           <w:color w:val="000000"/>
           <w:sz w:val="18"/>
           <w:highlight w:val="lightGray"/>
@@ -7145,6 +7261,7 @@
       </w:r>
       <w:r>
         <w:rPr>
+          <w:rFonts w:ascii="Arial" w:hAnsi="Arial" w:eastAsia="Arial"/>
           <w:b/>
           <w:color w:val="000000"/>
           <w:sz w:val="18"/>
@@ -7154,6 +7271,7 @@
       </w:r>
       <w:r>
         <w:rPr>
+          <w:rFonts w:ascii="Arial" w:hAnsi="Arial" w:eastAsia="Arial"/>
           <w:color w:val="000000"/>
           <w:sz w:val="18"/>
           <w:highlight w:val="lightGray"/>
@@ -7162,6 +7280,7 @@
       </w:r>
       <w:r>
         <w:rPr>
+          <w:rFonts w:ascii="Arial" w:hAnsi="Arial" w:eastAsia="Arial"/>
           <w:b/>
           <w:color w:val="000000"/>
           <w:sz w:val="18"/>
@@ -7171,6 +7290,7 @@
       </w:r>
       <w:r>
         <w:rPr>
+          <w:rFonts w:ascii="Arial" w:hAnsi="Arial" w:eastAsia="Arial"/>
           <w:color w:val="000000"/>
           <w:sz w:val="18"/>
           <w:highlight w:val="lightGray"/>
@@ -7301,6 +7421,7 @@
       </w:pPr>
       <w:r>
         <w:rPr>
+          <w:rFonts w:ascii="Arial" w:hAnsi="Arial" w:eastAsia="Arial"/>
           <w:b/>
           <w:color w:val="000000"/>
           <w:sz w:val="18"/>
@@ -7310,6 +7431,7 @@
       </w:r>
       <w:r>
         <w:rPr>
+          <w:rFonts w:ascii="Arial" w:hAnsi="Arial" w:eastAsia="Arial"/>
           <w:color w:val="000000"/>
           <w:sz w:val="18"/>
           <w:highlight w:val="lightGray"/>
@@ -7318,6 +7440,7 @@
       </w:r>
       <w:r>
         <w:rPr>
+          <w:rFonts w:ascii="Arial" w:hAnsi="Arial" w:eastAsia="Arial"/>
           <w:b/>
           <w:color w:val="000000"/>
           <w:sz w:val="18"/>
@@ -7327,6 +7450,7 @@
       </w:r>
       <w:r>
         <w:rPr>
+          <w:rFonts w:ascii="Arial" w:hAnsi="Arial" w:eastAsia="Arial"/>
           <w:color w:val="000000"/>
           <w:sz w:val="18"/>
           <w:highlight w:val="lightGray"/>
@@ -7335,6 +7459,7 @@
       </w:r>
       <w:r>
         <w:rPr>
+          <w:rFonts w:ascii="Arial" w:hAnsi="Arial" w:eastAsia="Arial"/>
           <w:b/>
           <w:color w:val="000000"/>
           <w:sz w:val="18"/>
@@ -7344,6 +7469,7 @@
       </w:r>
       <w:r>
         <w:rPr>
+          <w:rFonts w:ascii="Arial" w:hAnsi="Arial" w:eastAsia="Arial"/>
           <w:color w:val="000000"/>
           <w:sz w:val="18"/>
           <w:highlight w:val="lightGray"/>
@@ -7542,6 +7668,7 @@
       </w:pPr>
       <w:r>
         <w:rPr>
+          <w:rFonts w:ascii="Arial" w:hAnsi="Arial" w:eastAsia="Arial"/>
           <w:b/>
           <w:color w:val="000000"/>
           <w:sz w:val="18"/>
@@ -7551,6 +7678,7 @@
       </w:r>
       <w:r>
         <w:rPr>
+          <w:rFonts w:ascii="Arial" w:hAnsi="Arial" w:eastAsia="Arial"/>
           <w:color w:val="000000"/>
           <w:sz w:val="18"/>
           <w:highlight w:val="lightGray"/>
@@ -7559,6 +7687,7 @@
       </w:r>
       <w:r>
         <w:rPr>
+          <w:rFonts w:ascii="Arial" w:hAnsi="Arial" w:eastAsia="Arial"/>
           <w:b/>
           <w:color w:val="000000"/>
           <w:sz w:val="18"/>
@@ -7568,6 +7697,7 @@
       </w:r>
       <w:r>
         <w:rPr>
+          <w:rFonts w:ascii="Arial" w:hAnsi="Arial" w:eastAsia="Arial"/>
           <w:color w:val="000000"/>
           <w:sz w:val="18"/>
           <w:highlight w:val="lightGray"/>
@@ -7576,6 +7706,7 @@
       </w:r>
       <w:r>
         <w:rPr>
+          <w:rFonts w:ascii="Arial" w:hAnsi="Arial" w:eastAsia="Arial"/>
           <w:b/>
           <w:color w:val="000000"/>
           <w:sz w:val="18"/>
@@ -7585,6 +7716,7 @@
       </w:r>
       <w:r>
         <w:rPr>
+          <w:rFonts w:ascii="Arial" w:hAnsi="Arial" w:eastAsia="Arial"/>
           <w:color w:val="000000"/>
           <w:sz w:val="18"/>
           <w:highlight w:val="lightGray"/>
@@ -7925,6 +8057,7 @@
       </w:pPr>
       <w:r>
         <w:rPr>
+          <w:rFonts w:ascii="Arial" w:hAnsi="Arial" w:eastAsia="Arial"/>
           <w:b/>
           <w:color w:val="000000"/>
           <w:sz w:val="18"/>
@@ -7934,6 +8067,7 @@
       </w:r>
       <w:r>
         <w:rPr>
+          <w:rFonts w:ascii="Arial" w:hAnsi="Arial" w:eastAsia="Arial"/>
           <w:color w:val="000000"/>
           <w:sz w:val="18"/>
           <w:highlight w:val="lightGray"/>
@@ -7942,6 +8076,7 @@
       </w:r>
       <w:r>
         <w:rPr>
+          <w:rFonts w:ascii="Arial" w:hAnsi="Arial" w:eastAsia="Arial"/>
           <w:b/>
           <w:color w:val="000000"/>
           <w:sz w:val="18"/>
@@ -7951,6 +8086,7 @@
       </w:r>
       <w:r>
         <w:rPr>
+          <w:rFonts w:ascii="Arial" w:hAnsi="Arial" w:eastAsia="Arial"/>
           <w:color w:val="000000"/>
           <w:sz w:val="18"/>
           <w:highlight w:val="lightGray"/>
@@ -7959,6 +8095,7 @@
       </w:r>
       <w:r>
         <w:rPr>
+          <w:rFonts w:ascii="Arial" w:hAnsi="Arial" w:eastAsia="Arial"/>
           <w:b/>
           <w:color w:val="000000"/>
           <w:sz w:val="18"/>
@@ -7968,6 +8105,7 @@
       </w:r>
       <w:r>
         <w:rPr>
+          <w:rFonts w:ascii="Arial" w:hAnsi="Arial" w:eastAsia="Arial"/>
           <w:color w:val="000000"/>
           <w:sz w:val="18"/>
           <w:highlight w:val="lightGray"/>
@@ -8085,6 +8223,7 @@
       </w:pPr>
       <w:r>
         <w:rPr>
+          <w:rFonts w:ascii="Arial" w:hAnsi="Arial" w:eastAsia="Arial"/>
           <w:b/>
           <w:color w:val="000000"/>
           <w:sz w:val="18"/>
@@ -8094,6 +8233,7 @@
       </w:r>
       <w:r>
         <w:rPr>
+          <w:rFonts w:ascii="Arial" w:hAnsi="Arial" w:eastAsia="Arial"/>
           <w:color w:val="000000"/>
           <w:sz w:val="18"/>
           <w:highlight w:val="lightGray"/>
@@ -8102,6 +8242,7 @@
       </w:r>
       <w:r>
         <w:rPr>
+          <w:rFonts w:ascii="Arial" w:hAnsi="Arial" w:eastAsia="Arial"/>
           <w:b/>
           <w:color w:val="000000"/>
           <w:sz w:val="18"/>
@@ -8111,6 +8252,7 @@
       </w:r>
       <w:r>
         <w:rPr>
+          <w:rFonts w:ascii="Arial" w:hAnsi="Arial" w:eastAsia="Arial"/>
           <w:color w:val="000000"/>
           <w:sz w:val="18"/>
           <w:highlight w:val="lightGray"/>
@@ -8119,6 +8261,7 @@
       </w:r>
       <w:r>
         <w:rPr>
+          <w:rFonts w:ascii="Arial" w:hAnsi="Arial" w:eastAsia="Arial"/>
           <w:b/>
           <w:color w:val="000000"/>
           <w:sz w:val="18"/>
@@ -8128,6 +8271,7 @@
       </w:r>
       <w:r>
         <w:rPr>
+          <w:rFonts w:ascii="Arial" w:hAnsi="Arial" w:eastAsia="Arial"/>
           <w:color w:val="000000"/>
           <w:sz w:val="18"/>
           <w:highlight w:val="lightGray"/>
@@ -8314,6 +8458,7 @@
       </w:pPr>
       <w:r>
         <w:rPr>
+          <w:rFonts w:ascii="Arial" w:hAnsi="Arial" w:eastAsia="Arial"/>
           <w:b/>
           <w:color w:val="000000"/>
           <w:sz w:val="18"/>
@@ -8323,6 +8468,7 @@
       </w:r>
       <w:r>
         <w:rPr>
+          <w:rFonts w:ascii="Arial" w:hAnsi="Arial" w:eastAsia="Arial"/>
           <w:color w:val="000000"/>
           <w:sz w:val="18"/>
           <w:highlight w:val="lightGray"/>
@@ -8331,6 +8477,7 @@
       </w:r>
       <w:r>
         <w:rPr>
+          <w:rFonts w:ascii="Arial" w:hAnsi="Arial" w:eastAsia="Arial"/>
           <w:b/>
           <w:color w:val="000000"/>
           <w:sz w:val="18"/>
@@ -8340,6 +8487,7 @@
       </w:r>
       <w:r>
         <w:rPr>
+          <w:rFonts w:ascii="Arial" w:hAnsi="Arial" w:eastAsia="Arial"/>
           <w:color w:val="000000"/>
           <w:sz w:val="18"/>
           <w:highlight w:val="lightGray"/>
@@ -8348,6 +8496,7 @@
       </w:r>
       <w:r>
         <w:rPr>
+          <w:rFonts w:ascii="Arial" w:hAnsi="Arial" w:eastAsia="Arial"/>
           <w:b/>
           <w:color w:val="000000"/>
           <w:sz w:val="18"/>
@@ -8357,6 +8506,7 @@
       </w:r>
       <w:r>
         <w:rPr>
+          <w:rFonts w:ascii="Arial" w:hAnsi="Arial" w:eastAsia="Arial"/>
           <w:color w:val="000000"/>
           <w:sz w:val="18"/>
           <w:highlight w:val="lightGray"/>
@@ -8776,6 +8926,7 @@
       </w:pPr>
       <w:r>
         <w:rPr>
+          <w:rFonts w:ascii="Arial" w:hAnsi="Arial" w:eastAsia="Arial"/>
           <w:b/>
           <w:color w:val="000000"/>
           <w:sz w:val="18"/>
@@ -8785,6 +8936,7 @@
       </w:r>
       <w:r>
         <w:rPr>
+          <w:rFonts w:ascii="Arial" w:hAnsi="Arial" w:eastAsia="Arial"/>
           <w:color w:val="000000"/>
           <w:sz w:val="18"/>
           <w:highlight w:val="lightGray"/>
@@ -8793,6 +8945,7 @@
       </w:r>
       <w:r>
         <w:rPr>
+          <w:rFonts w:ascii="Arial" w:hAnsi="Arial" w:eastAsia="Arial"/>
           <w:b/>
           <w:color w:val="000000"/>
           <w:sz w:val="18"/>
@@ -8802,6 +8955,7 @@
       </w:r>
       <w:r>
         <w:rPr>
+          <w:rFonts w:ascii="Arial" w:hAnsi="Arial" w:eastAsia="Arial"/>
           <w:color w:val="000000"/>
           <w:sz w:val="18"/>
           <w:highlight w:val="lightGray"/>
@@ -8810,6 +8964,7 @@
       </w:r>
       <w:r>
         <w:rPr>
+          <w:rFonts w:ascii="Arial" w:hAnsi="Arial" w:eastAsia="Arial"/>
           <w:b/>
           <w:color w:val="000000"/>
           <w:sz w:val="18"/>
@@ -8819,6 +8974,7 @@
       </w:r>
       <w:r>
         <w:rPr>
+          <w:rFonts w:ascii="Arial" w:hAnsi="Arial" w:eastAsia="Arial"/>
           <w:color w:val="000000"/>
           <w:sz w:val="18"/>
           <w:highlight w:val="lightGray"/>
@@ -9187,6 +9343,7 @@
       </w:pPr>
       <w:r>
         <w:rPr>
+          <w:rFonts w:ascii="Arial" w:hAnsi="Arial" w:eastAsia="Arial"/>
           <w:b/>
           <w:color w:val="000000"/>
           <w:sz w:val="18"/>
@@ -9196,6 +9353,7 @@
       </w:r>
       <w:r>
         <w:rPr>
+          <w:rFonts w:ascii="Arial" w:hAnsi="Arial" w:eastAsia="Arial"/>
           <w:color w:val="000000"/>
           <w:sz w:val="18"/>
           <w:highlight w:val="lightGray"/>
@@ -9204,6 +9362,7 @@
       </w:r>
       <w:r>
         <w:rPr>
+          <w:rFonts w:ascii="Arial" w:hAnsi="Arial" w:eastAsia="Arial"/>
           <w:b/>
           <w:color w:val="000000"/>
           <w:sz w:val="18"/>
@@ -9213,6 +9372,7 @@
       </w:r>
       <w:r>
         <w:rPr>
+          <w:rFonts w:ascii="Arial" w:hAnsi="Arial" w:eastAsia="Arial"/>
           <w:color w:val="000000"/>
           <w:sz w:val="18"/>
           <w:highlight w:val="lightGray"/>
@@ -9221,6 +9381,7 @@
       </w:r>
       <w:r>
         <w:rPr>
+          <w:rFonts w:ascii="Arial" w:hAnsi="Arial" w:eastAsia="Arial"/>
           <w:b/>
           <w:color w:val="000000"/>
           <w:sz w:val="18"/>
@@ -9230,6 +9391,7 @@
       </w:r>
       <w:r>
         <w:rPr>
+          <w:rFonts w:ascii="Arial" w:hAnsi="Arial" w:eastAsia="Arial"/>
           <w:color w:val="000000"/>
           <w:sz w:val="18"/>
           <w:highlight w:val="lightGray"/>
@@ -9507,6 +9669,7 @@
       </w:pPr>
       <w:r>
         <w:rPr>
+          <w:rFonts w:ascii="Arial" w:hAnsi="Arial" w:eastAsia="Arial"/>
           <w:b/>
           <w:color w:val="000000"/>
           <w:sz w:val="18"/>
@@ -9516,6 +9679,7 @@
       </w:r>
       <w:r>
         <w:rPr>
+          <w:rFonts w:ascii="Arial" w:hAnsi="Arial" w:eastAsia="Arial"/>
           <w:color w:val="000000"/>
           <w:sz w:val="18"/>
           <w:highlight w:val="lightGray"/>
@@ -9524,6 +9688,7 @@
       </w:r>
       <w:r>
         <w:rPr>
+          <w:rFonts w:ascii="Arial" w:hAnsi="Arial" w:eastAsia="Arial"/>
           <w:b/>
           <w:color w:val="000000"/>
           <w:sz w:val="18"/>
@@ -9533,6 +9698,7 @@
       </w:r>
       <w:r>
         <w:rPr>
+          <w:rFonts w:ascii="Arial" w:hAnsi="Arial" w:eastAsia="Arial"/>
           <w:color w:val="000000"/>
           <w:sz w:val="18"/>
           <w:highlight w:val="lightGray"/>
@@ -9541,6 +9707,7 @@
       </w:r>
       <w:r>
         <w:rPr>
+          <w:rFonts w:ascii="Arial" w:hAnsi="Arial" w:eastAsia="Arial"/>
           <w:b/>
           <w:color w:val="000000"/>
           <w:sz w:val="18"/>
@@ -9550,6 +9717,7 @@
       </w:r>
       <w:r>
         <w:rPr>
+          <w:rFonts w:ascii="Arial" w:hAnsi="Arial" w:eastAsia="Arial"/>
           <w:color w:val="000000"/>
           <w:sz w:val="18"/>
           <w:highlight w:val="lightGray"/>
@@ -9822,6 +9990,7 @@
       </w:pPr>
       <w:r>
         <w:rPr>
+          <w:rFonts w:ascii="Arial" w:hAnsi="Arial" w:eastAsia="Arial"/>
           <w:b/>
           <w:color w:val="000000"/>
           <w:sz w:val="18"/>
@@ -9831,6 +10000,7 @@
       </w:r>
       <w:r>
         <w:rPr>
+          <w:rFonts w:ascii="Arial" w:hAnsi="Arial" w:eastAsia="Arial"/>
           <w:color w:val="000000"/>
           <w:sz w:val="18"/>
           <w:highlight w:val="lightGray"/>
@@ -9839,6 +10009,7 @@
       </w:r>
       <w:r>
         <w:rPr>
+          <w:rFonts w:ascii="Arial" w:hAnsi="Arial" w:eastAsia="Arial"/>
           <w:b/>
           <w:color w:val="000000"/>
           <w:sz w:val="18"/>
@@ -9848,6 +10019,7 @@
       </w:r>
       <w:r>
         <w:rPr>
+          <w:rFonts w:ascii="Arial" w:hAnsi="Arial" w:eastAsia="Arial"/>
           <w:color w:val="000000"/>
           <w:sz w:val="18"/>
           <w:highlight w:val="lightGray"/>
@@ -9856,6 +10028,7 @@
       </w:r>
       <w:r>
         <w:rPr>
+          <w:rFonts w:ascii="Arial" w:hAnsi="Arial" w:eastAsia="Arial"/>
           <w:b/>
           <w:color w:val="000000"/>
           <w:sz w:val="18"/>
@@ -9865,6 +10038,7 @@
       </w:r>
       <w:r>
         <w:rPr>
+          <w:rFonts w:ascii="Arial" w:hAnsi="Arial" w:eastAsia="Arial"/>
           <w:color w:val="000000"/>
           <w:sz w:val="18"/>
           <w:highlight w:val="lightGray"/>
@@ -10218,6 +10392,7 @@
       </w:pPr>
       <w:r>
         <w:rPr>
+          <w:rFonts w:ascii="Arial" w:hAnsi="Arial" w:eastAsia="Arial"/>
           <w:b/>
           <w:color w:val="000000"/>
           <w:sz w:val="18"/>
@@ -10227,6 +10402,7 @@
       </w:r>
       <w:r>
         <w:rPr>
+          <w:rFonts w:ascii="Arial" w:hAnsi="Arial" w:eastAsia="Arial"/>
           <w:color w:val="000000"/>
           <w:sz w:val="18"/>
           <w:highlight w:val="lightGray"/>
@@ -10235,6 +10411,7 @@
       </w:r>
       <w:r>
         <w:rPr>
+          <w:rFonts w:ascii="Arial" w:hAnsi="Arial" w:eastAsia="Arial"/>
           <w:b/>
           <w:color w:val="000000"/>
           <w:sz w:val="18"/>
@@ -10244,6 +10421,7 @@
       </w:r>
       <w:r>
         <w:rPr>
+          <w:rFonts w:ascii="Arial" w:hAnsi="Arial" w:eastAsia="Arial"/>
           <w:color w:val="000000"/>
           <w:sz w:val="18"/>
           <w:highlight w:val="lightGray"/>
@@ -10252,6 +10430,7 @@
       </w:r>
       <w:r>
         <w:rPr>
+          <w:rFonts w:ascii="Arial" w:hAnsi="Arial" w:eastAsia="Arial"/>
           <w:b/>
           <w:color w:val="000000"/>
           <w:sz w:val="18"/>
@@ -10261,6 +10440,7 @@
       </w:r>
       <w:r>
         <w:rPr>
+          <w:rFonts w:ascii="Arial" w:hAnsi="Arial" w:eastAsia="Arial"/>
           <w:color w:val="000000"/>
           <w:sz w:val="18"/>
           <w:highlight w:val="lightGray"/>
@@ -10378,6 +10558,7 @@
       </w:pPr>
       <w:r>
         <w:rPr>
+          <w:rFonts w:ascii="Arial" w:hAnsi="Arial" w:eastAsia="Arial"/>
           <w:b/>
           <w:color w:val="000000"/>
           <w:sz w:val="18"/>
@@ -10387,6 +10568,7 @@
       </w:r>
       <w:r>
         <w:rPr>
+          <w:rFonts w:ascii="Arial" w:hAnsi="Arial" w:eastAsia="Arial"/>
           <w:color w:val="000000"/>
           <w:sz w:val="18"/>
           <w:highlight w:val="lightGray"/>
@@ -10395,6 +10577,7 @@
       </w:r>
       <w:r>
         <w:rPr>
+          <w:rFonts w:ascii="Arial" w:hAnsi="Arial" w:eastAsia="Arial"/>
           <w:b/>
           <w:color w:val="000000"/>
           <w:sz w:val="18"/>
@@ -10404,6 +10587,7 @@
       </w:r>
       <w:r>
         <w:rPr>
+          <w:rFonts w:ascii="Arial" w:hAnsi="Arial" w:eastAsia="Arial"/>
           <w:color w:val="000000"/>
           <w:sz w:val="18"/>
           <w:highlight w:val="lightGray"/>
@@ -10412,6 +10596,7 @@
       </w:r>
       <w:r>
         <w:rPr>
+          <w:rFonts w:ascii="Arial" w:hAnsi="Arial" w:eastAsia="Arial"/>
           <w:b/>
           <w:color w:val="000000"/>
           <w:sz w:val="18"/>
@@ -10421,6 +10606,7 @@
       </w:r>
       <w:r>
         <w:rPr>
+          <w:rFonts w:ascii="Arial" w:hAnsi="Arial" w:eastAsia="Arial"/>
           <w:color w:val="000000"/>
           <w:sz w:val="18"/>
           <w:highlight w:val="lightGray"/>
@@ -10510,6 +10696,7 @@
       </w:pPr>
       <w:r>
         <w:rPr>
+          <w:rFonts w:ascii="Arial" w:hAnsi="Arial" w:eastAsia="Arial"/>
           <w:b/>
           <w:color w:val="000000"/>
           <w:sz w:val="18"/>
@@ -10519,6 +10706,7 @@
       </w:r>
       <w:r>
         <w:rPr>
+          <w:rFonts w:ascii="Arial" w:hAnsi="Arial" w:eastAsia="Arial"/>
           <w:color w:val="000000"/>
           <w:sz w:val="18"/>
           <w:highlight w:val="lightGray"/>
@@ -10527,6 +10715,7 @@
       </w:r>
       <w:r>
         <w:rPr>
+          <w:rFonts w:ascii="Arial" w:hAnsi="Arial" w:eastAsia="Arial"/>
           <w:b/>
           <w:color w:val="000000"/>
           <w:sz w:val="18"/>
@@ -10536,6 +10725,7 @@
       </w:r>
       <w:r>
         <w:rPr>
+          <w:rFonts w:ascii="Arial" w:hAnsi="Arial" w:eastAsia="Arial"/>
           <w:color w:val="000000"/>
           <w:sz w:val="18"/>
           <w:highlight w:val="lightGray"/>
@@ -10544,6 +10734,7 @@
       </w:r>
       <w:r>
         <w:rPr>
+          <w:rFonts w:ascii="Arial" w:hAnsi="Arial" w:eastAsia="Arial"/>
           <w:b/>
           <w:color w:val="000000"/>
           <w:sz w:val="18"/>
@@ -10553,6 +10744,7 @@
       </w:r>
       <w:r>
         <w:rPr>
+          <w:rFonts w:ascii="Arial" w:hAnsi="Arial" w:eastAsia="Arial"/>
           <w:color w:val="000000"/>
           <w:sz w:val="18"/>
           <w:highlight w:val="lightGray"/>
@@ -10705,6 +10897,7 @@
       </w:pPr>
       <w:r>
         <w:rPr>
+          <w:rFonts w:ascii="Arial" w:hAnsi="Arial" w:eastAsia="Arial"/>
           <w:b/>
           <w:color w:val="000000"/>
           <w:sz w:val="18"/>
@@ -10714,6 +10907,7 @@
       </w:r>
       <w:r>
         <w:rPr>
+          <w:rFonts w:ascii="Arial" w:hAnsi="Arial" w:eastAsia="Arial"/>
           <w:color w:val="000000"/>
           <w:sz w:val="18"/>
           <w:highlight w:val="lightGray"/>
@@ -10722,6 +10916,7 @@
       </w:r>
       <w:r>
         <w:rPr>
+          <w:rFonts w:ascii="Arial" w:hAnsi="Arial" w:eastAsia="Arial"/>
           <w:b/>
           <w:color w:val="000000"/>
           <w:sz w:val="18"/>
@@ -10731,6 +10926,7 @@
       </w:r>
       <w:r>
         <w:rPr>
+          <w:rFonts w:ascii="Arial" w:hAnsi="Arial" w:eastAsia="Arial"/>
           <w:color w:val="000000"/>
           <w:sz w:val="18"/>
           <w:highlight w:val="lightGray"/>
@@ -10739,6 +10935,7 @@
       </w:r>
       <w:r>
         <w:rPr>
+          <w:rFonts w:ascii="Arial" w:hAnsi="Arial" w:eastAsia="Arial"/>
           <w:b/>
           <w:color w:val="000000"/>
           <w:sz w:val="18"/>
@@ -10748,6 +10945,7 @@
       </w:r>
       <w:r>
         <w:rPr>
+          <w:rFonts w:ascii="Arial" w:hAnsi="Arial" w:eastAsia="Arial"/>
           <w:color w:val="000000"/>
           <w:sz w:val="18"/>
           <w:highlight w:val="lightGray"/>
@@ -11206,6 +11404,7 @@
       </w:pPr>
       <w:r>
         <w:rPr>
+          <w:rFonts w:ascii="Arial" w:hAnsi="Arial" w:eastAsia="Arial"/>
           <w:b/>
           <w:color w:val="000000"/>
           <w:sz w:val="18"/>
@@ -11215,6 +11414,7 @@
       </w:r>
       <w:r>
         <w:rPr>
+          <w:rFonts w:ascii="Arial" w:hAnsi="Arial" w:eastAsia="Arial"/>
           <w:color w:val="000000"/>
           <w:sz w:val="18"/>
           <w:highlight w:val="lightGray"/>
@@ -11223,6 +11423,7 @@
       </w:r>
       <w:r>
         <w:rPr>
+          <w:rFonts w:ascii="Arial" w:hAnsi="Arial" w:eastAsia="Arial"/>
           <w:b/>
           <w:color w:val="000000"/>
           <w:sz w:val="18"/>
@@ -11232,6 +11433,7 @@
       </w:r>
       <w:r>
         <w:rPr>
+          <w:rFonts w:ascii="Arial" w:hAnsi="Arial" w:eastAsia="Arial"/>
           <w:color w:val="000000"/>
           <w:sz w:val="18"/>
           <w:highlight w:val="lightGray"/>
@@ -11240,6 +11442,7 @@
       </w:r>
       <w:r>
         <w:rPr>
+          <w:rFonts w:ascii="Arial" w:hAnsi="Arial" w:eastAsia="Arial"/>
           <w:b/>
           <w:color w:val="000000"/>
           <w:sz w:val="18"/>
@@ -11249,6 +11452,7 @@
       </w:r>
       <w:r>
         <w:rPr>
+          <w:rFonts w:ascii="Arial" w:hAnsi="Arial" w:eastAsia="Arial"/>
           <w:color w:val="000000"/>
           <w:sz w:val="18"/>
           <w:highlight w:val="lightGray"/>
@@ -11417,6 +11621,7 @@
       </w:pPr>
       <w:r>
         <w:rPr>
+          <w:rFonts w:ascii="Arial" w:hAnsi="Arial" w:eastAsia="Arial"/>
           <w:b/>
           <w:color w:val="000000"/>
           <w:sz w:val="18"/>
@@ -11426,6 +11631,7 @@
       </w:r>
       <w:r>
         <w:rPr>
+          <w:rFonts w:ascii="Arial" w:hAnsi="Arial" w:eastAsia="Arial"/>
           <w:color w:val="000000"/>
           <w:sz w:val="18"/>
           <w:highlight w:val="lightGray"/>
@@ -11434,6 +11640,7 @@
       </w:r>
       <w:r>
         <w:rPr>
+          <w:rFonts w:ascii="Arial" w:hAnsi="Arial" w:eastAsia="Arial"/>
           <w:b/>
           <w:color w:val="000000"/>
           <w:sz w:val="18"/>
@@ -11443,6 +11650,7 @@
       </w:r>
       <w:r>
         <w:rPr>
+          <w:rFonts w:ascii="Arial" w:hAnsi="Arial" w:eastAsia="Arial"/>
           <w:color w:val="000000"/>
           <w:sz w:val="18"/>
           <w:highlight w:val="lightGray"/>
@@ -11451,6 +11659,7 @@
       </w:r>
       <w:r>
         <w:rPr>
+          <w:rFonts w:ascii="Arial" w:hAnsi="Arial" w:eastAsia="Arial"/>
           <w:b/>
           <w:color w:val="000000"/>
           <w:sz w:val="18"/>
@@ -11460,6 +11669,7 @@
       </w:r>
       <w:r>
         <w:rPr>
+          <w:rFonts w:ascii="Arial" w:hAnsi="Arial" w:eastAsia="Arial"/>
           <w:color w:val="000000"/>
           <w:sz w:val="18"/>
           <w:highlight w:val="lightGray"/>
@@ -11575,6 +11785,7 @@
       </w:pPr>
       <w:r>
         <w:rPr>
+          <w:rFonts w:ascii="Arial" w:hAnsi="Arial" w:eastAsia="Arial"/>
           <w:b/>
           <w:color w:val="000000"/>
           <w:sz w:val="18"/>
@@ -11584,6 +11795,7 @@
       </w:r>
       <w:r>
         <w:rPr>
+          <w:rFonts w:ascii="Arial" w:hAnsi="Arial" w:eastAsia="Arial"/>
           <w:color w:val="000000"/>
           <w:sz w:val="18"/>
           <w:highlight w:val="lightGray"/>
@@ -11592,6 +11804,7 @@
       </w:r>
       <w:r>
         <w:rPr>
+          <w:rFonts w:ascii="Arial" w:hAnsi="Arial" w:eastAsia="Arial"/>
           <w:b/>
           <w:color w:val="000000"/>
           <w:sz w:val="18"/>
@@ -11601,6 +11814,7 @@
       </w:r>
       <w:r>
         <w:rPr>
+          <w:rFonts w:ascii="Arial" w:hAnsi="Arial" w:eastAsia="Arial"/>
           <w:color w:val="000000"/>
           <w:sz w:val="18"/>
           <w:highlight w:val="lightGray"/>
@@ -11609,6 +11823,7 @@
       </w:r>
       <w:r>
         <w:rPr>
+          <w:rFonts w:ascii="Arial" w:hAnsi="Arial" w:eastAsia="Arial"/>
           <w:b/>
           <w:color w:val="000000"/>
           <w:sz w:val="18"/>
@@ -11618,6 +11833,7 @@
       </w:r>
       <w:r>
         <w:rPr>
+          <w:rFonts w:ascii="Arial" w:hAnsi="Arial" w:eastAsia="Arial"/>
           <w:color w:val="000000"/>
           <w:sz w:val="18"/>
           <w:highlight w:val="lightGray"/>
@@ -11998,6 +12214,7 @@
       </w:pPr>
       <w:r>
         <w:rPr>
+          <w:rFonts w:ascii="Arial" w:hAnsi="Arial" w:eastAsia="Arial"/>
           <w:b/>
           <w:color w:val="000000"/>
           <w:sz w:val="18"/>
@@ -12007,6 +12224,7 @@
       </w:r>
       <w:r>
         <w:rPr>
+          <w:rFonts w:ascii="Arial" w:hAnsi="Arial" w:eastAsia="Arial"/>
           <w:color w:val="000000"/>
           <w:sz w:val="18"/>
           <w:highlight w:val="lightGray"/>
@@ -12015,6 +12233,7 @@
       </w:r>
       <w:r>
         <w:rPr>
+          <w:rFonts w:ascii="Arial" w:hAnsi="Arial" w:eastAsia="Arial"/>
           <w:b/>
           <w:color w:val="000000"/>
           <w:sz w:val="18"/>
@@ -12024,6 +12243,7 @@
       </w:r>
       <w:r>
         <w:rPr>
+          <w:rFonts w:ascii="Arial" w:hAnsi="Arial" w:eastAsia="Arial"/>
           <w:color w:val="000000"/>
           <w:sz w:val="18"/>
           <w:highlight w:val="lightGray"/>
@@ -12032,6 +12252,7 @@
       </w:r>
       <w:r>
         <w:rPr>
+          <w:rFonts w:ascii="Arial" w:hAnsi="Arial" w:eastAsia="Arial"/>
           <w:b/>
           <w:color w:val="000000"/>
           <w:sz w:val="18"/>
@@ -12041,6 +12262,7 @@
       </w:r>
       <w:r>
         <w:rPr>
+          <w:rFonts w:ascii="Arial" w:hAnsi="Arial" w:eastAsia="Arial"/>
           <w:color w:val="000000"/>
           <w:sz w:val="18"/>
           <w:highlight w:val="lightGray"/>
@@ -12218,6 +12440,7 @@
       </w:pPr>
       <w:r>
         <w:rPr>
+          <w:rFonts w:ascii="Arial" w:hAnsi="Arial" w:eastAsia="Arial"/>
           <w:b/>
           <w:color w:val="000000"/>
           <w:sz w:val="18"/>
@@ -12227,6 +12450,7 @@
       </w:r>
       <w:r>
         <w:rPr>
+          <w:rFonts w:ascii="Arial" w:hAnsi="Arial" w:eastAsia="Arial"/>
           <w:color w:val="000000"/>
           <w:sz w:val="18"/>
           <w:highlight w:val="lightGray"/>
@@ -12235,6 +12459,7 @@
       </w:r>
       <w:r>
         <w:rPr>
+          <w:rFonts w:ascii="Arial" w:hAnsi="Arial" w:eastAsia="Arial"/>
           <w:b/>
           <w:color w:val="000000"/>
           <w:sz w:val="18"/>
@@ -12244,6 +12469,7 @@
       </w:r>
       <w:r>
         <w:rPr>
+          <w:rFonts w:ascii="Arial" w:hAnsi="Arial" w:eastAsia="Arial"/>
           <w:color w:val="000000"/>
           <w:sz w:val="18"/>
           <w:highlight w:val="lightGray"/>
@@ -12252,6 +12478,7 @@
       </w:r>
       <w:r>
         <w:rPr>
+          <w:rFonts w:ascii="Arial" w:hAnsi="Arial" w:eastAsia="Arial"/>
           <w:b/>
           <w:color w:val="000000"/>
           <w:sz w:val="18"/>
@@ -12261,6 +12488,7 @@
       </w:r>
       <w:r>
         <w:rPr>
+          <w:rFonts w:ascii="Arial" w:hAnsi="Arial" w:eastAsia="Arial"/>
           <w:color w:val="000000"/>
           <w:sz w:val="18"/>
           <w:highlight w:val="lightGray"/>
@@ -12845,6 +13073,7 @@
       </w:pPr>
       <w:r>
         <w:rPr>
+          <w:rFonts w:ascii="Arial" w:hAnsi="Arial" w:eastAsia="Arial"/>
           <w:b/>
           <w:color w:val="000000"/>
           <w:sz w:val="18"/>
@@ -12854,6 +13083,7 @@
       </w:r>
       <w:r>
         <w:rPr>
+          <w:rFonts w:ascii="Arial" w:hAnsi="Arial" w:eastAsia="Arial"/>
           <w:color w:val="000000"/>
           <w:sz w:val="18"/>
           <w:highlight w:val="lightGray"/>
@@ -12862,6 +13092,7 @@
       </w:r>
       <w:r>
         <w:rPr>
+          <w:rFonts w:ascii="Arial" w:hAnsi="Arial" w:eastAsia="Arial"/>
           <w:b/>
           <w:color w:val="000000"/>
           <w:sz w:val="18"/>
@@ -12871,6 +13102,7 @@
       </w:r>
       <w:r>
         <w:rPr>
+          <w:rFonts w:ascii="Arial" w:hAnsi="Arial" w:eastAsia="Arial"/>
           <w:color w:val="000000"/>
           <w:sz w:val="18"/>
           <w:highlight w:val="lightGray"/>
@@ -12879,6 +13111,7 @@
       </w:r>
       <w:r>
         <w:rPr>
+          <w:rFonts w:ascii="Arial" w:hAnsi="Arial" w:eastAsia="Arial"/>
           <w:b/>
           <w:color w:val="000000"/>
           <w:sz w:val="18"/>
@@ -12888,6 +13121,7 @@
       </w:r>
       <w:r>
         <w:rPr>
+          <w:rFonts w:ascii="Arial" w:hAnsi="Arial" w:eastAsia="Arial"/>
           <w:color w:val="000000"/>
           <w:sz w:val="18"/>
           <w:highlight w:val="lightGray"/>

--- a/Knowledge/3-Work knowledge/1-Software Engineering/2-General Technologies/9-Databases/5-My Source/1-Intro to Databases/1-Data Models/3-Types of Data Models/1-Relational Model.docx
+++ b/Knowledge/3-Work knowledge/1-Software Engineering/2-General Technologies/9-Databases/5-My Source/1-Intro to Databases/1-Data Models/3-Types of Data Models/1-Relational Model.docx
@@ -9,6 +9,9 @@
       <w:bookmarkStart w:id="0" w:name="_p5v05ra5dcm7" w:colFirst="0" w:colLast="0"/>
       <w:bookmarkEnd w:id="0"/>
       <w:r>
+        <w:rPr>
+          <w:rFonts w:ascii="Calibri Light" w:hAnsi="Calibri Light" w:eastAsia="Calibri Light"/>
+        </w:rPr>
         <w:t>1-Relational Model</w:t>
       </w:r>
     </w:p>
@@ -231,6 +234,9 @@
       <w:bookmarkStart w:id="1" w:name="_bhyvfpsvpzk5" w:colFirst="0" w:colLast="0"/>
       <w:bookmarkEnd w:id="1"/>
       <w:r>
+        <w:rPr>
+          <w:rFonts w:ascii="Calibri Light" w:hAnsi="Calibri Light" w:eastAsia="Calibri Light"/>
+        </w:rPr>
         <w:t>🔹 What Is the Relational Model?</w:t>
       </w:r>
     </w:p>
@@ -460,13 +466,14 @@
       <w:bookmarkEnd w:id="2"/>
       <w:r>
         <w:rPr>
+          <w:rFonts w:ascii="Calibri Light" w:hAnsi="Calibri Light" w:eastAsia="Calibri Light"/>
           <w:color w:val="000000"/>
         </w:rPr>
         <w:t xml:space="preserve">🔸 Example Table: </w:t>
       </w:r>
       <w:r>
         <w:rPr>
-          <w:rFonts w:ascii="Roboto Mono" w:eastAsia="Roboto Mono" w:hAnsi="Roboto Mono" w:cs="Roboto Mono"/>
+          <w:rFonts w:ascii="Calibri Light" w:eastAsia="Calibri Light" w:hAnsi="Calibri Light" w:cs="Roboto Mono"/>
           <w:color w:val="188038"/>
         </w:rPr>
         <w:t>Customers</w:t>
@@ -1031,6 +1038,9 @@
       <w:bookmarkStart w:id="3" w:name="_ylehfnd3yl2z" w:colFirst="0" w:colLast="0"/>
       <w:bookmarkEnd w:id="3"/>
       <w:r>
+        <w:rPr>
+          <w:rFonts w:ascii="Calibri Light" w:hAnsi="Calibri Light" w:eastAsia="Calibri Light"/>
+        </w:rPr>
         <w:t>🔹 Key Concepts in the Relational Model</w:t>
       </w:r>
     </w:p>
@@ -1665,6 +1675,9 @@
       <w:bookmarkStart w:id="4" w:name="_8is8sfmezz" w:colFirst="0" w:colLast="0"/>
       <w:bookmarkEnd w:id="4"/>
       <w:r>
+        <w:rPr>
+          <w:rFonts w:ascii="Calibri Light" w:hAnsi="Calibri Light" w:eastAsia="Calibri Light"/>
+        </w:rPr>
         <w:t>🔹 Relationships Between Tables</w:t>
       </w:r>
     </w:p>
@@ -1884,6 +1897,9 @@
       <w:bookmarkStart w:id="5" w:name="_1fpsytdmf2fe" w:colFirst="0" w:colLast="0"/>
       <w:bookmarkEnd w:id="5"/>
       <w:r>
+        <w:rPr>
+          <w:rFonts w:ascii="Calibri Light" w:hAnsi="Calibri Light" w:eastAsia="Calibri Light"/>
+        </w:rPr>
         <w:t>🔹 Example: Customer → Orders Relationship</w:t>
       </w:r>
     </w:p>
@@ -1897,6 +1913,9 @@
       <w:bookmarkStart w:id="6" w:name="_h0japjjehtb1" w:colFirst="0" w:colLast="0"/>
       <w:bookmarkEnd w:id="6"/>
       <w:r>
+        <w:rPr>
+          <w:rFonts w:ascii="Calibri Light" w:hAnsi="Calibri Light" w:eastAsia="Calibri Light"/>
+        </w:rPr>
         <w:t>Customers Table</w:t>
       </w:r>
     </w:p>
@@ -2215,6 +2234,9 @@
       <w:bookmarkStart w:id="7" w:name="_729kpygpg91t" w:colFirst="0" w:colLast="0"/>
       <w:bookmarkEnd w:id="7"/>
       <w:r>
+        <w:rPr>
+          <w:rFonts w:ascii="Calibri Light" w:hAnsi="Calibri Light" w:eastAsia="Calibri Light"/>
+        </w:rPr>
         <w:t>Orders Table</w:t>
       </w:r>
     </w:p>
@@ -2768,6 +2790,9 @@
       <w:bookmarkStart w:id="8" w:name="_7426jgmd94vy" w:colFirst="0" w:colLast="0"/>
       <w:bookmarkEnd w:id="8"/>
       <w:r>
+        <w:rPr>
+          <w:rFonts w:ascii="Calibri Light" w:hAnsi="Calibri Light" w:eastAsia="Calibri Light"/>
+        </w:rPr>
         <w:t>🔹 Why It’s Useful</w:t>
       </w:r>
     </w:p>
@@ -3001,6 +3026,9 @@
         <w:pStyle w:val="Heading2"/>
       </w:pPr>
       <w:r>
+        <w:rPr>
+          <w:rFonts w:ascii="Calibri Light" w:hAnsi="Calibri Light" w:eastAsia="Calibri Light"/>
+        </w:rPr>
         <w:t>🔹 key</w:t>
       </w:r>
     </w:p>
@@ -3014,6 +3042,9 @@
       <w:bookmarkStart w:id="9" w:name="_a9itief0hi4f" w:colFirst="0" w:colLast="0"/>
       <w:bookmarkEnd w:id="9"/>
       <w:r>
+        <w:rPr>
+          <w:rFonts w:ascii="Calibri Light" w:hAnsi="Calibri Light" w:eastAsia="Calibri Light"/>
+        </w:rPr>
         <w:t>🔑 What is a Key in SQL?</w:t>
       </w:r>
     </w:p>
@@ -3169,6 +3200,9 @@
       <w:bookmarkStart w:id="10" w:name="_heinwm9zbli3" w:colFirst="0" w:colLast="0"/>
       <w:bookmarkEnd w:id="10"/>
       <w:r>
+        <w:rPr>
+          <w:rFonts w:ascii="Calibri Light" w:hAnsi="Calibri Light" w:eastAsia="Calibri Light"/>
+        </w:rPr>
         <w:t>🧩 Types of Keys in SQL</w:t>
       </w:r>
     </w:p>
@@ -3968,6 +4002,9 @@
       <w:bookmarkStart w:id="11" w:name="_4707s1uk4qr9" w:colFirst="0" w:colLast="0"/>
       <w:bookmarkEnd w:id="11"/>
       <w:r>
+        <w:rPr>
+          <w:rFonts w:ascii="Calibri Light" w:hAnsi="Calibri Light" w:eastAsia="Calibri Light"/>
+        </w:rPr>
         <w:t>🔑 1. Primary Key</w:t>
       </w:r>
     </w:p>
@@ -4215,6 +4252,9 @@
       <w:bookmarkStart w:id="12" w:name="_z0xq74fgvgmn" w:colFirst="0" w:colLast="0"/>
       <w:bookmarkEnd w:id="12"/>
       <w:r>
+        <w:rPr>
+          <w:rFonts w:ascii="Calibri Light" w:hAnsi="Calibri Light" w:eastAsia="Calibri Light"/>
+        </w:rPr>
         <w:t>🔗 2. Foreign Key</w:t>
       </w:r>
     </w:p>
@@ -4533,6 +4573,9 @@
       <w:bookmarkStart w:id="13" w:name="_xpbl4vbuwne1" w:colFirst="0" w:colLast="0"/>
       <w:bookmarkEnd w:id="13"/>
       <w:r>
+        <w:rPr>
+          <w:rFonts w:ascii="Calibri Light" w:hAnsi="Calibri Light" w:eastAsia="Calibri Light"/>
+        </w:rPr>
         <w:t>🆔 3. Unique Key</w:t>
       </w:r>
     </w:p>
@@ -4780,6 +4823,9 @@
       <w:bookmarkStart w:id="14" w:name="_rm7d1a3fhve3" w:colFirst="0" w:colLast="0"/>
       <w:bookmarkEnd w:id="14"/>
       <w:r>
+        <w:rPr>
+          <w:rFonts w:ascii="Calibri Light" w:hAnsi="Calibri Light" w:eastAsia="Calibri Light"/>
+        </w:rPr>
         <w:t>🧷 4. Composite (or Compound) Key</w:t>
       </w:r>
     </w:p>
@@ -5038,6 +5084,9 @@
       <w:bookmarkStart w:id="15" w:name="_hq48yfqihu0" w:colFirst="0" w:colLast="0"/>
       <w:bookmarkEnd w:id="15"/>
       <w:r>
+        <w:rPr>
+          <w:rFonts w:ascii="Calibri Light" w:hAnsi="Calibri Light" w:eastAsia="Calibri Light"/>
+        </w:rPr>
         <w:t>🎯 5. Candidate Key</w:t>
       </w:r>
     </w:p>
@@ -5347,6 +5396,9 @@
       <w:bookmarkStart w:id="16" w:name="_dj7q0f6qa6pq" w:colFirst="0" w:colLast="0"/>
       <w:bookmarkEnd w:id="16"/>
       <w:r>
+        <w:rPr>
+          <w:rFonts w:ascii="Calibri Light" w:hAnsi="Calibri Light" w:eastAsia="Calibri Light"/>
+        </w:rPr>
         <w:t>🔁 6. Alternate Key</w:t>
       </w:r>
     </w:p>
@@ -5555,6 +5607,9 @@
       <w:bookmarkStart w:id="17" w:name="_89fificalxha" w:colFirst="0" w:colLast="0"/>
       <w:bookmarkEnd w:id="17"/>
       <w:r>
+        <w:rPr>
+          <w:rFonts w:ascii="Calibri Light" w:hAnsi="Calibri Light" w:eastAsia="Calibri Light"/>
+        </w:rPr>
         <w:t>💼 7. Super Key</w:t>
       </w:r>
     </w:p>
@@ -5835,6 +5890,9 @@
       <w:bookmarkStart w:id="18" w:name="_eggdslacrdgf" w:colFirst="0" w:colLast="0"/>
       <w:bookmarkEnd w:id="18"/>
       <w:r>
+        <w:rPr>
+          <w:rFonts w:ascii="Calibri Light" w:hAnsi="Calibri Light" w:eastAsia="Calibri Light"/>
+        </w:rPr>
         <w:t>Summary Table</w:t>
       </w:r>
     </w:p>
@@ -6973,7 +7031,7 @@
       <w:bookmarkEnd w:id="19"/>
       <w:r>
         <w:rPr>
-          <w:rFonts w:ascii="Arial Unicode MS" w:eastAsia="Arial Unicode MS" w:hAnsi="Arial Unicode MS" w:cs="Arial Unicode MS"/>
+          <w:rFonts w:ascii="Calibri Light" w:eastAsia="Calibri Light" w:hAnsi="Calibri Light" w:cs="Arial Unicode MS"/>
         </w:rPr>
         <w:t>✅ Why Are Keys Important?</w:t>
       </w:r>
@@ -7207,6 +7265,9 @@
       <w:bookmarkStart w:id="21" w:name="_ffhkplrlxgmf" w:colFirst="0" w:colLast="0"/>
       <w:bookmarkEnd w:id="21"/>
       <w:r>
+        <w:rPr>
+          <w:rFonts w:ascii="Calibri Light" w:hAnsi="Calibri Light" w:eastAsia="Calibri Light"/>
+        </w:rPr>
         <w:t>🔹 Table Relationship</w:t>
       </w:r>
     </w:p>
@@ -7227,6 +7288,7 @@
       <w:bookmarkEnd w:id="22"/>
       <w:r>
         <w:rPr>
+          <w:rFonts w:ascii="Calibri Light" w:hAnsi="Calibri Light" w:eastAsia="Calibri Light"/>
           <w:b/>
           <w:bCs/>
           <w:color w:val="000000"/>
@@ -7406,6 +7468,7 @@
       <w:bookmarkEnd w:id="23"/>
       <w:r>
         <w:rPr>
+          <w:rFonts w:ascii="Calibri Light" w:hAnsi="Calibri Light" w:eastAsia="Calibri Light"/>
           <w:b/>
           <w:bCs/>
           <w:color w:val="000000"/>
@@ -7653,6 +7716,7 @@
       <w:bookmarkEnd w:id="24"/>
       <w:r>
         <w:rPr>
+          <w:rFonts w:ascii="Calibri Light" w:hAnsi="Calibri Light" w:eastAsia="Calibri Light"/>
           <w:b/>
           <w:bCs/>
           <w:color w:val="000000"/>
@@ -8013,6 +8077,7 @@
       <w:bookmarkEnd w:id="25"/>
       <w:r>
         <w:rPr>
+          <w:rFonts w:ascii="Calibri Light" w:hAnsi="Calibri Light" w:eastAsia="Calibri Light"/>
           <w:b/>
           <w:bCs/>
           <w:color w:val="000000"/>
@@ -8037,6 +8102,7 @@
       <w:bookmarkEnd w:id="26"/>
       <w:r>
         <w:rPr>
+          <w:rFonts w:ascii="Calibri Light" w:hAnsi="Calibri Light" w:eastAsia="Calibri Light"/>
           <w:b/>
           <w:bCs/>
           <w:color w:val="000000"/>
@@ -8203,6 +8269,7 @@
       <w:bookmarkEnd w:id="27"/>
       <w:r>
         <w:rPr>
+          <w:rFonts w:ascii="Calibri Light" w:hAnsi="Calibri Light" w:eastAsia="Calibri Light"/>
           <w:b/>
           <w:bCs/>
           <w:color w:val="000000"/>
@@ -8436,6 +8503,7 @@
       <w:bookmarkEnd w:id="28"/>
       <w:r>
         <w:rPr>
+          <w:rFonts w:ascii="Calibri Light" w:hAnsi="Calibri Light" w:eastAsia="Calibri Light"/>
           <w:b/>
           <w:bCs/>
           <w:color w:val="000000"/>
@@ -8917,6 +8985,9 @@
       <w:bookmarkStart w:id="29" w:name="_oam8mb4qnaf3" w:colFirst="0" w:colLast="0"/>
       <w:bookmarkEnd w:id="29"/>
       <w:r>
+        <w:rPr>
+          <w:rFonts w:ascii="Calibri Light" w:hAnsi="Calibri Light" w:eastAsia="Calibri Light"/>
+        </w:rPr>
         <w:t>🧩 Types of Table Relationships</w:t>
       </w:r>
     </w:p>
@@ -9334,6 +9405,9 @@
       <w:bookmarkStart w:id="30" w:name="_j2trkqgbdzpo" w:colFirst="0" w:colLast="0"/>
       <w:bookmarkEnd w:id="30"/>
       <w:r>
+        <w:rPr>
+          <w:rFonts w:ascii="Calibri Light" w:hAnsi="Calibri Light" w:eastAsia="Calibri Light"/>
+        </w:rPr>
         <w:t>🔍 1. One-to-One (1:1)</w:t>
       </w:r>
     </w:p>
@@ -9653,6 +9727,9 @@
       <w:bookmarkStart w:id="31" w:name="_71ok1645x0o4" w:colFirst="0" w:colLast="0"/>
       <w:bookmarkEnd w:id="31"/>
       <w:r>
+        <w:rPr>
+          <w:rFonts w:ascii="Calibri Light" w:hAnsi="Calibri Light" w:eastAsia="Calibri Light"/>
+        </w:rPr>
         <w:t>🔍 2. One-to-Many (1:N)</w:t>
       </w:r>
     </w:p>
@@ -9974,6 +10051,9 @@
       <w:bookmarkStart w:id="32" w:name="_27oq2luyz1gd" w:colFirst="0" w:colLast="0"/>
       <w:bookmarkEnd w:id="32"/>
       <w:r>
+        <w:rPr>
+          <w:rFonts w:ascii="Calibri Light" w:hAnsi="Calibri Light" w:eastAsia="Calibri Light"/>
+        </w:rPr>
         <w:t>🔍 3. Many-to-Many (M:N)</w:t>
       </w:r>
     </w:p>
@@ -10370,6 +10450,9 @@
       <w:bookmarkStart w:id="33" w:name="_6u5hay97wnp6" w:colFirst="0" w:colLast="0"/>
       <w:bookmarkEnd w:id="33"/>
       <w:r>
+        <w:rPr>
+          <w:rFonts w:ascii="Calibri Light" w:hAnsi="Calibri Light" w:eastAsia="Calibri Light"/>
+        </w:rPr>
         <w:t>junction table</w:t>
       </w:r>
     </w:p>
@@ -10383,6 +10466,9 @@
       <w:bookmarkStart w:id="34" w:name="_5a7v4wwyhxqu" w:colFirst="0" w:colLast="0"/>
       <w:bookmarkEnd w:id="34"/>
       <w:r>
+        <w:rPr>
+          <w:rFonts w:ascii="Calibri Light" w:hAnsi="Calibri Light" w:eastAsia="Calibri Light"/>
+        </w:rPr>
         <w:t>🔗 What is a Junction Table in SQL?</w:t>
       </w:r>
     </w:p>
@@ -10549,6 +10635,9 @@
       <w:bookmarkStart w:id="35" w:name="_zdjy7foefguv" w:colFirst="0" w:colLast="0"/>
       <w:bookmarkEnd w:id="35"/>
       <w:r>
+        <w:rPr>
+          <w:rFonts w:ascii="Calibri Light" w:hAnsi="Calibri Light" w:eastAsia="Calibri Light"/>
+        </w:rPr>
         <w:t>🧠 Why Is It Needed?</w:t>
       </w:r>
     </w:p>
@@ -10687,6 +10776,9 @@
       <w:bookmarkStart w:id="36" w:name="_i6q13g7vj648" w:colFirst="0" w:colLast="0"/>
       <w:bookmarkEnd w:id="36"/>
       <w:r>
+        <w:rPr>
+          <w:rFonts w:ascii="Calibri Light" w:hAnsi="Calibri Light" w:eastAsia="Calibri Light"/>
+        </w:rPr>
         <w:t>📊 Structure of a Junction Table</w:t>
       </w:r>
     </w:p>
@@ -10888,6 +10980,9 @@
       <w:bookmarkStart w:id="37" w:name="_2pf7wd7w9w9r" w:colFirst="0" w:colLast="0"/>
       <w:bookmarkEnd w:id="37"/>
       <w:r>
+        <w:rPr>
+          <w:rFonts w:ascii="Calibri Light" w:hAnsi="Calibri Light" w:eastAsia="Calibri Light"/>
+        </w:rPr>
         <w:t>🧪 Example: Products ↔ Categories</w:t>
       </w:r>
     </w:p>
@@ -11395,6 +11490,9 @@
       <w:bookmarkStart w:id="38" w:name="_frxdaia6a0hd" w:colFirst="0" w:colLast="0"/>
       <w:bookmarkEnd w:id="38"/>
       <w:r>
+        <w:rPr>
+          <w:rFonts w:ascii="Calibri Light" w:hAnsi="Calibri Light" w:eastAsia="Calibri Light"/>
+        </w:rPr>
         <w:t>🔍 Use Case</w:t>
       </w:r>
     </w:p>
@@ -11612,6 +11710,9 @@
       <w:bookmarkStart w:id="39" w:name="_xwn0w2k6f9ti" w:colFirst="0" w:colLast="0"/>
       <w:bookmarkEnd w:id="39"/>
       <w:r>
+        <w:rPr>
+          <w:rFonts w:ascii="Calibri Light" w:hAnsi="Calibri Light" w:eastAsia="Calibri Light"/>
+        </w:rPr>
         <w:t>📥 Inserting Data into a Junction Table</w:t>
       </w:r>
     </w:p>
@@ -11774,7 +11875,7 @@
       <w:bookmarkEnd w:id="40"/>
       <w:r>
         <w:rPr>
-          <w:rFonts w:ascii="Arial Unicode MS" w:eastAsia="Arial Unicode MS" w:hAnsi="Arial Unicode MS" w:cs="Arial Unicode MS"/>
+          <w:rFonts w:ascii="Calibri Light" w:eastAsia="Calibri Light" w:hAnsi="Calibri Light" w:cs="Arial Unicode MS"/>
         </w:rPr>
         <w:t>✅ Summary</w:t>
       </w:r>
@@ -12198,6 +12299,9 @@
       <w:bookmarkStart w:id="41" w:name="_wrtwbmir5tuv" w:colFirst="0" w:colLast="0"/>
       <w:bookmarkEnd w:id="41"/>
       <w:r>
+        <w:rPr>
+          <w:rFonts w:ascii="Calibri Light" w:hAnsi="Calibri Light" w:eastAsia="Calibri Light"/>
+        </w:rPr>
         <w:t>🔍 4. Self-Referencing (Recursive)</w:t>
       </w:r>
     </w:p>
@@ -12424,6 +12528,9 @@
       <w:bookmarkStart w:id="42" w:name="_b21p8a5k93jo" w:colFirst="0" w:colLast="0"/>
       <w:bookmarkEnd w:id="42"/>
       <w:r>
+        <w:rPr>
+          <w:rFonts w:ascii="Calibri Light" w:hAnsi="Calibri Light" w:eastAsia="Calibri Light"/>
+        </w:rPr>
         <w:t>📌 Summary Table</w:t>
       </w:r>
     </w:p>
@@ -13058,6 +13165,7 @@
       <w:bookmarkEnd w:id="43"/>
       <w:r>
         <w:rPr>
+          <w:rFonts w:ascii="Calibri Light" w:hAnsi="Calibri Light" w:eastAsia="Calibri Light"/>
           <w:b/>
           <w:bCs/>
           <w:color w:val="000000"/>
